--- a/抽離教學_數學/高三數學/導數_高三理數學/講義_導數的概念及其意義_抽離小班共用版.docx
+++ b/抽離教學_數學/高三數學/導數_高三理數學/講義_導數的概念及其意義_抽離小班共用版.docx
@@ -1455,7 +1455,1322 @@
           <w:sz w:val="28"/>
           <w:szCs w:val="28"/>
         </w:rPr>
-        <w:t xml:space="preserve">三、順便一提：導數也可以用來「線性估計」</w:t>
+        <w:t xml:space="preserve">三、導數的幾何意義：求切線方程</w:t>
+      </w:r>
+    </w:p>
+    <w:p>
+      <w:pPr>
+        <w:spacing w:line="360" w:lineRule="auto" w:after="80"/>
+        <w:jc w:val="left"/>
+      </w:pPr>
+      <w:r>
+        <w:rPr>
+          <w:rFonts w:ascii="Calibri" w:hAnsi="Calibri" w:eastAsia="微軟正黑體"/>
+          <w:sz w:val="24"/>
+          <w:szCs w:val="24"/>
+        </w:rPr>
+        <w:t xml:space="preserve">剛才那張「割線→切線」的圖已經告訴你答案：導數 </w:t>
+      </w:r>
+      <m:oMath>
+        <m:r>
+          <m:t xml:space="preserve">f'(</m:t>
+        </m:r>
+        <m:sSub>
+          <m:e>
+            <m:r>
+              <m:t xml:space="preserve">x</m:t>
+            </m:r>
+          </m:e>
+          <m:sub>
+            <m:r>
+              <m:t xml:space="preserve">0</m:t>
+            </m:r>
+          </m:sub>
+        </m:sSub>
+        <m:r>
+          <m:t xml:space="preserve">)</m:t>
+        </m:r>
+      </m:oMath>
+      <w:r>
+        <w:rPr>
+          <w:rFonts w:ascii="Calibri" w:hAnsi="Calibri" w:eastAsia="微軟正黑體"/>
+          <w:sz w:val="24"/>
+          <w:szCs w:val="24"/>
+        </w:rPr>
+        <w:t xml:space="preserve"> 就是曲線在該點切線的斜率。知道斜率，配合切點坐標，就能寫出切線方程。</w:t>
+      </w:r>
+    </w:p>
+    <w:p>
+      <w:pPr>
+        <w:spacing w:line="360" w:lineRule="auto" w:after="80"/>
+        <w:shd w:val="clear" w:color="auto" w:fill="F0F0F0"/>
+        <w:pBdr>
+          <w:left w:val="single" w:sz="18" w:space="8" w:color="555555"/>
+        </w:pBdr>
+        <w:jc w:val="left"/>
+      </w:pPr>
+      <w:r>
+        <w:rPr>
+          <w:rFonts w:ascii="Calibri" w:hAnsi="Calibri" w:eastAsia="微軟正黑體"/>
+          <w:sz w:val="24"/>
+          <w:szCs w:val="24"/>
+        </w:rPr>
+        <w:t xml:space="preserve">求切線方程三步：① 求導數 </w:t>
+      </w:r>
+      <m:oMath>
+        <m:r>
+          <m:t xml:space="preserve">f'(x)</m:t>
+        </m:r>
+      </m:oMath>
+      <w:r>
+        <w:rPr>
+          <w:rFonts w:ascii="Calibri" w:hAnsi="Calibri" w:eastAsia="微軟正黑體"/>
+          <w:sz w:val="24"/>
+          <w:szCs w:val="24"/>
+        </w:rPr>
+        <w:t xml:space="preserve">，代入 </w:t>
+      </w:r>
+      <m:oMath>
+        <m:sSub>
+          <m:e>
+            <m:r>
+              <m:t xml:space="preserve">x</m:t>
+            </m:r>
+          </m:e>
+          <m:sub>
+            <m:r>
+              <m:t xml:space="preserve">0</m:t>
+            </m:r>
+          </m:sub>
+        </m:sSub>
+      </m:oMath>
+      <w:r>
+        <w:rPr>
+          <w:rFonts w:ascii="Calibri" w:hAnsi="Calibri" w:eastAsia="微軟正黑體"/>
+          <w:sz w:val="24"/>
+          <w:szCs w:val="24"/>
+        </w:rPr>
+        <w:t xml:space="preserve"> 得斜率 k（同時代入原函數求切點 y 坐標）→ ② 寫出點斜式 </w:t>
+      </w:r>
+      <m:oMath>
+        <m:r>
+          <m:t xml:space="preserve">y-</m:t>
+        </m:r>
+        <m:sSub>
+          <m:e>
+            <m:r>
+              <m:t xml:space="preserve">y</m:t>
+            </m:r>
+          </m:e>
+          <m:sub>
+            <m:r>
+              <m:t xml:space="preserve">0</m:t>
+            </m:r>
+          </m:sub>
+        </m:sSub>
+        <m:r>
+          <m:t xml:space="preserve">=k(x-</m:t>
+        </m:r>
+        <m:sSub>
+          <m:e>
+            <m:r>
+              <m:t xml:space="preserve">x</m:t>
+            </m:r>
+          </m:e>
+          <m:sub>
+            <m:r>
+              <m:t xml:space="preserve">0</m:t>
+            </m:r>
+          </m:sub>
+        </m:sSub>
+        <m:r>
+          <m:t xml:space="preserve">)</m:t>
+        </m:r>
+      </m:oMath>
+      <w:r>
+        <w:rPr>
+          <w:rFonts w:ascii="Calibri" w:hAnsi="Calibri" w:eastAsia="微軟正黑體"/>
+          <w:sz w:val="24"/>
+          <w:szCs w:val="24"/>
+        </w:rPr>
+        <w:t xml:space="preserve"> → ③ 展開化簡</w:t>
+      </w:r>
+    </w:p>
+    <w:p>
+      <w:pPr>
+        <w:spacing w:line="360" w:lineRule="auto" w:after="80"/>
+        <w:jc w:val="left"/>
+      </w:pPr>
+      <w:r>
+        <w:rPr>
+          <w:rFonts w:ascii="Calibri" w:hAnsi="Calibri" w:eastAsia="微軟正黑體"/>
+          <w:sz w:val="24"/>
+          <w:szCs w:val="24"/>
+        </w:rPr>
+        <w:t xml:space="preserve">以 </w:t>
+      </w:r>
+      <m:oMath>
+        <m:r>
+          <m:t xml:space="preserve">f</m:t>
+        </m:r>
+        <m:r>
+          <m:t xml:space="preserve">(</m:t>
+        </m:r>
+        <m:r>
+          <m:t xml:space="preserve">x</m:t>
+        </m:r>
+        <m:r>
+          <m:t xml:space="preserve">)</m:t>
+        </m:r>
+        <m:r>
+          <m:t xml:space="preserve">=</m:t>
+        </m:r>
+        <m:sSup>
+          <m:e>
+            <m:r>
+              <m:t xml:space="preserve">x</m:t>
+            </m:r>
+          </m:e>
+          <m:sup>
+            <m:r>
+              <m:t xml:space="preserve">2</m:t>
+            </m:r>
+          </m:sup>
+        </m:sSup>
+        <m:r>
+          <m:t xml:space="preserve">+</m:t>
+        </m:r>
+        <m:r>
+          <m:t xml:space="preserve">x</m:t>
+        </m:r>
+      </m:oMath>
+      <w:r>
+        <w:rPr>
+          <w:rFonts w:ascii="Calibri" w:hAnsi="Calibri" w:eastAsia="微軟正黑體"/>
+          <w:sz w:val="24"/>
+          <w:szCs w:val="24"/>
+        </w:rPr>
+        <w:t xml:space="preserve"> 為例：</w:t>
+      </w:r>
+    </w:p>
+    <w:tbl>
+      <w:tblPr>
+        <w:tblW w:w="11338" w:type="dxa"/>
+        <w:tblBorders>
+          <w:top w:val="single" w:sz="4" w:space="0" w:color="000000"/>
+          <w:left w:val="single" w:sz="4" w:space="0" w:color="000000"/>
+          <w:bottom w:val="single" w:sz="4" w:space="0" w:color="000000"/>
+          <w:right w:val="single" w:sz="4" w:space="0" w:color="000000"/>
+          <w:insideH w:val="single" w:sz="4" w:space="0" w:color="000000"/>
+          <w:insideV w:val="single" w:sz="4" w:space="0" w:color="000000"/>
+        </w:tblBorders>
+        <w:tblLayout w:type="fixed"/>
+      </w:tblPr>
+      <w:tblGrid>
+        <w:gridCol w:w="1669"/>
+        <w:gridCol w:w="399"/>
+        <w:gridCol w:w="2031"/>
+        <w:gridCol w:w="507"/>
+        <w:gridCol w:w="907"/>
+        <w:gridCol w:w="399"/>
+        <w:gridCol w:w="1345"/>
+        <w:gridCol w:w="4081"/>
+      </w:tblGrid>
+      <w:tr>
+        <w:trPr>
+          <w:cantSplit/>
+          <w:tblHeader/>
+        </w:trPr>
+        <w:tc>
+          <w:tcPr>
+            <w:tcW w:w="7257" w:type="dxa"/>
+            <w:gridSpan w:val="7"/>
+            <w:shd w:val="clear" w:color="auto" w:fill="F0F0F0"/>
+            <w:tcMar>
+              <w:top w:w="70" w:type="dxa"/>
+              <w:left w:w="110" w:type="dxa"/>
+              <w:bottom w:w="70" w:type="dxa"/>
+              <w:right w:w="110" w:type="dxa"/>
+            </w:tcMar>
+            <w:vAlign w:val="top"/>
+          </w:tcPr>
+          <w:p>
+            <w:pPr>
+              <w:spacing w:line="360" w:lineRule="auto" w:after="80"/>
+              <w:jc w:val="left"/>
+            </w:pPr>
+            <w:r>
+              <w:rPr>
+                <w:rFonts w:ascii="Calibri" w:hAnsi="Calibri" w:eastAsia="微軟正黑體"/>
+                <w:b/>
+                <w:bCs/>
+                <w:sz w:val="22"/>
+                <w:szCs w:val="22"/>
+              </w:rPr>
+              <w:t xml:space="preserve">算式</w:t>
+            </w:r>
+          </w:p>
+        </w:tc>
+        <w:tc>
+          <w:tcPr>
+            <w:tcW w:w="4081" w:type="dxa"/>
+            <w:shd w:val="clear" w:color="auto" w:fill="F0F0F0"/>
+            <w:tcMar>
+              <w:top w:w="70" w:type="dxa"/>
+              <w:left w:w="110" w:type="dxa"/>
+              <w:bottom w:w="70" w:type="dxa"/>
+              <w:right w:w="110" w:type="dxa"/>
+            </w:tcMar>
+            <w:vAlign w:val="top"/>
+          </w:tcPr>
+          <w:p>
+            <w:pPr>
+              <w:spacing w:line="360" w:lineRule="auto" w:after="80"/>
+              <w:jc w:val="left"/>
+            </w:pPr>
+            <w:r>
+              <w:rPr>
+                <w:rFonts w:ascii="Calibri" w:hAnsi="Calibri" w:eastAsia="微軟正黑體"/>
+                <w:b/>
+                <w:bCs/>
+                <w:sz w:val="22"/>
+                <w:szCs w:val="22"/>
+              </w:rPr>
+              <w:t xml:space="preserve">這一步在做什麼</w:t>
+            </w:r>
+          </w:p>
+        </w:tc>
+      </w:tr>
+      <w:tr>
+        <w:trPr>
+          <w:cantSplit/>
+        </w:trPr>
+        <w:tc>
+          <w:tcPr>
+            <w:tcW w:w="1669" w:type="dxa"/>
+            <w:tcBorders>
+              <w:top w:val="single" w:sz="4" w:color="000000"/>
+              <w:left w:val="single" w:sz="4" w:color="000000"/>
+              <w:bottom w:val="single" w:sz="4" w:color="000000"/>
+              <w:right w:val="nil" w:sz="4" w:color="000000"/>
+            </w:tcBorders>
+            <w:tcMar>
+              <w:top w:w="70" w:type="dxa"/>
+              <w:left w:w="110" w:type="dxa"/>
+              <w:bottom w:w="70" w:type="dxa"/>
+              <w:right w:w="110" w:type="dxa"/>
+            </w:tcMar>
+            <w:vAlign w:val="center"/>
+          </w:tcPr>
+          <w:p>
+            <w:pPr>
+              <w:jc w:val="right"/>
+            </w:pPr>
+            <w:r>
+              <w:rPr>
+                <w:rFonts w:ascii="Calibri" w:hAnsi="Calibri" w:eastAsia="微軟正黑體"/>
+                <w:sz w:val="24"/>
+                <w:szCs w:val="24"/>
+              </w:rPr>
+              <w:t xml:space="preserve"> </w:t>
+            </w:r>
+            <m:oMath>
+              <m:r>
+                <m:t xml:space="preserve">f</m:t>
+              </m:r>
+              <m:r>
+                <m:t xml:space="preserve">'</m:t>
+              </m:r>
+              <m:r>
+                <m:t xml:space="preserve">(</m:t>
+              </m:r>
+              <m:r>
+                <m:t xml:space="preserve">x</m:t>
+              </m:r>
+              <m:r>
+                <m:t xml:space="preserve">)</m:t>
+              </m:r>
+            </m:oMath>
+          </w:p>
+        </w:tc>
+        <w:tc>
+          <w:tcPr>
+            <w:tcW w:w="399" w:type="dxa"/>
+            <w:tcBorders>
+              <w:top w:val="single" w:sz="4" w:color="000000"/>
+              <w:left w:val="nil" w:sz="4" w:color="000000"/>
+              <w:bottom w:val="single" w:sz="4" w:color="000000"/>
+              <w:right w:val="nil" w:sz="4" w:color="000000"/>
+            </w:tcBorders>
+            <w:tcMar>
+              <w:top w:w="70" w:type="dxa"/>
+              <w:left w:w="110" w:type="dxa"/>
+              <w:bottom w:w="70" w:type="dxa"/>
+              <w:right w:w="110" w:type="dxa"/>
+            </w:tcMar>
+            <w:vAlign w:val="center"/>
+          </w:tcPr>
+          <w:p>
+            <w:pPr>
+              <w:jc w:val="center"/>
+            </w:pPr>
+            <m:oMath>
+              <m:r>
+                <m:t xml:space="preserve">=</m:t>
+              </m:r>
+            </m:oMath>
+          </w:p>
+        </w:tc>
+        <w:tc>
+          <w:tcPr>
+            <w:tcW w:w="5189" w:type="dxa"/>
+            <w:gridSpan w:val="5"/>
+            <w:tcBorders>
+              <w:top w:val="single" w:sz="4" w:color="000000"/>
+              <w:left w:val="nil" w:sz="4" w:color="000000"/>
+              <w:bottom w:val="single" w:sz="4" w:color="000000"/>
+              <w:right w:val="single" w:sz="4" w:color="000000"/>
+            </w:tcBorders>
+            <w:tcMar>
+              <w:top w:w="70" w:type="dxa"/>
+              <w:left w:w="110" w:type="dxa"/>
+              <w:bottom w:w="70" w:type="dxa"/>
+              <w:right w:w="110" w:type="dxa"/>
+            </w:tcMar>
+            <w:vAlign w:val="center"/>
+          </w:tcPr>
+          <w:p>
+            <w:pPr>
+              <w:jc w:val="left"/>
+            </w:pPr>
+            <w:r>
+              <w:rPr>
+                <w:rFonts w:ascii="Calibri" w:hAnsi="Calibri" w:eastAsia="微軟正黑體"/>
+                <w:sz w:val="24"/>
+                <w:szCs w:val="24"/>
+              </w:rPr>
+              <w:t xml:space="preserve"> </w:t>
+            </w:r>
+            <m:oMath>
+              <m:r>
+                <m:t xml:space="preserve">2</m:t>
+              </m:r>
+              <m:r>
+                <m:t xml:space="preserve">x</m:t>
+              </m:r>
+              <m:r>
+                <m:t xml:space="preserve">+</m:t>
+              </m:r>
+              <m:r>
+                <m:t xml:space="preserve">1</m:t>
+              </m:r>
+            </m:oMath>
+          </w:p>
+        </w:tc>
+        <w:tc>
+          <w:tcPr>
+            <w:tcW w:w="4081" w:type="dxa"/>
+            <w:tcBorders>
+              <w:top w:val="single" w:sz="4" w:color="000000"/>
+              <w:left w:val="single" w:sz="4" w:color="000000"/>
+              <w:bottom w:val="single" w:sz="4" w:color="000000"/>
+              <w:right w:val="single" w:sz="4" w:color="000000"/>
+            </w:tcBorders>
+            <w:tcMar>
+              <w:top w:w="70" w:type="dxa"/>
+              <w:left w:w="110" w:type="dxa"/>
+              <w:bottom w:w="70" w:type="dxa"/>
+              <w:right w:w="110" w:type="dxa"/>
+            </w:tcMar>
+            <w:vAlign w:val="center"/>
+          </w:tcPr>
+          <w:p>
+            <w:pPr>
+              <w:jc w:val="left"/>
+            </w:pPr>
+            <w:r>
+              <w:rPr>
+                <w:rFonts w:ascii="Calibri" w:hAnsi="Calibri" w:eastAsia="微軟正黑體"/>
+                <w:sz w:val="24"/>
+                <w:szCs w:val="24"/>
+              </w:rPr>
+              <w:t xml:space="preserve">① 先求導數</w:t>
+            </w:r>
+          </w:p>
+        </w:tc>
+      </w:tr>
+      <w:tr>
+        <w:trPr>
+          <w:cantSplit/>
+        </w:trPr>
+        <w:tc>
+          <w:tcPr>
+            <w:tcW w:w="1669" w:type="dxa"/>
+            <w:tcBorders>
+              <w:top w:val="single" w:sz="4" w:color="000000"/>
+              <w:left w:val="single" w:sz="4" w:color="000000"/>
+              <w:bottom w:val="single" w:sz="4" w:color="000000"/>
+              <w:right w:val="nil" w:sz="4" w:color="000000"/>
+            </w:tcBorders>
+            <w:tcMar>
+              <w:top w:w="70" w:type="dxa"/>
+              <w:left w:w="110" w:type="dxa"/>
+              <w:bottom w:w="70" w:type="dxa"/>
+              <w:right w:w="110" w:type="dxa"/>
+            </w:tcMar>
+            <w:vAlign w:val="center"/>
+          </w:tcPr>
+          <w:p>
+            <w:pPr>
+              <w:jc w:val="right"/>
+            </w:pPr>
+            <w:r>
+              <w:rPr>
+                <w:rFonts w:ascii="Calibri" w:hAnsi="Calibri" w:eastAsia="微軟正黑體"/>
+                <w:sz w:val="24"/>
+                <w:szCs w:val="24"/>
+              </w:rPr>
+              <w:t xml:space="preserve"> </w:t>
+            </w:r>
+            <m:oMath>
+              <m:r>
+                <m:t xml:space="preserve">f</m:t>
+              </m:r>
+              <m:r>
+                <m:t xml:space="preserve">'</m:t>
+              </m:r>
+              <m:r>
+                <m:t xml:space="preserve">(</m:t>
+              </m:r>
+              <m:r>
+                <m:t xml:space="preserve">1</m:t>
+              </m:r>
+              <m:r>
+                <m:t xml:space="preserve">)</m:t>
+              </m:r>
+            </m:oMath>
+          </w:p>
+        </w:tc>
+        <w:tc>
+          <w:tcPr>
+            <w:tcW w:w="399" w:type="dxa"/>
+            <w:tcBorders>
+              <w:top w:val="single" w:sz="4" w:color="000000"/>
+              <w:left w:val="nil" w:sz="4" w:color="000000"/>
+              <w:bottom w:val="single" w:sz="4" w:color="000000"/>
+              <w:right w:val="nil" w:sz="4" w:color="000000"/>
+            </w:tcBorders>
+            <w:tcMar>
+              <w:top w:w="70" w:type="dxa"/>
+              <w:left w:w="110" w:type="dxa"/>
+              <w:bottom w:w="70" w:type="dxa"/>
+              <w:right w:w="110" w:type="dxa"/>
+            </w:tcMar>
+            <w:vAlign w:val="center"/>
+          </w:tcPr>
+          <w:p>
+            <w:pPr>
+              <w:jc w:val="center"/>
+            </w:pPr>
+            <m:oMath>
+              <m:r>
+                <m:t xml:space="preserve">=</m:t>
+              </m:r>
+            </m:oMath>
+          </w:p>
+        </w:tc>
+        <w:tc>
+          <w:tcPr>
+            <w:tcW w:w="5189" w:type="dxa"/>
+            <w:gridSpan w:val="5"/>
+            <w:tcBorders>
+              <w:top w:val="single" w:sz="4" w:color="000000"/>
+              <w:left w:val="nil" w:sz="4" w:color="000000"/>
+              <w:bottom w:val="single" w:sz="4" w:color="000000"/>
+              <w:right w:val="single" w:sz="4" w:color="000000"/>
+            </w:tcBorders>
+            <w:tcMar>
+              <w:top w:w="70" w:type="dxa"/>
+              <w:left w:w="110" w:type="dxa"/>
+              <w:bottom w:w="70" w:type="dxa"/>
+              <w:right w:w="110" w:type="dxa"/>
+            </w:tcMar>
+            <w:vAlign w:val="center"/>
+          </w:tcPr>
+          <w:p>
+            <w:pPr>
+              <w:jc w:val="left"/>
+            </w:pPr>
+            <w:r>
+              <w:rPr>
+                <w:rFonts w:ascii="Calibri" w:hAnsi="Calibri" w:eastAsia="微軟正黑體"/>
+                <w:sz w:val="24"/>
+                <w:szCs w:val="24"/>
+              </w:rPr>
+              <w:t xml:space="preserve"> </w:t>
+            </w:r>
+            <m:oMath>
+              <m:r>
+                <m:t xml:space="preserve">3</m:t>
+              </m:r>
+            </m:oMath>
+          </w:p>
+        </w:tc>
+        <w:tc>
+          <w:tcPr>
+            <w:tcW w:w="4081" w:type="dxa"/>
+            <w:tcBorders>
+              <w:top w:val="single" w:sz="4" w:color="000000"/>
+              <w:left w:val="single" w:sz="4" w:color="000000"/>
+              <w:bottom w:val="single" w:sz="4" w:color="000000"/>
+              <w:right w:val="single" w:sz="4" w:color="000000"/>
+            </w:tcBorders>
+            <w:tcMar>
+              <w:top w:w="70" w:type="dxa"/>
+              <w:left w:w="110" w:type="dxa"/>
+              <w:bottom w:w="70" w:type="dxa"/>
+              <w:right w:w="110" w:type="dxa"/>
+            </w:tcMar>
+            <w:vAlign w:val="center"/>
+          </w:tcPr>
+          <w:p>
+            <w:pPr>
+              <w:jc w:val="left"/>
+            </w:pPr>
+            <w:r>
+              <w:rPr>
+                <w:rFonts w:ascii="Calibri" w:hAnsi="Calibri" w:eastAsia="微軟正黑體"/>
+                <w:sz w:val="24"/>
+                <w:szCs w:val="24"/>
+              </w:rPr>
+              <w:t xml:space="preserve">　代入 </w:t>
+            </w:r>
+            <m:oMath>
+              <m:sSub>
+                <m:e>
+                  <m:r>
+                    <m:t xml:space="preserve">x</m:t>
+                  </m:r>
+                </m:e>
+                <m:sub>
+                  <m:r>
+                    <m:t xml:space="preserve">0</m:t>
+                  </m:r>
+                </m:sub>
+              </m:sSub>
+              <m:r>
+                <m:t xml:space="preserve">=</m:t>
+              </m:r>
+              <m:r>
+                <m:t xml:space="preserve">1</m:t>
+              </m:r>
+            </m:oMath>
+            <w:r>
+              <w:rPr>
+                <w:rFonts w:ascii="Calibri" w:hAnsi="Calibri" w:eastAsia="微軟正黑體"/>
+                <w:sz w:val="24"/>
+                <w:szCs w:val="24"/>
+              </w:rPr>
+              <w:t xml:space="preserve">，得切線斜率 k</w:t>
+            </w:r>
+          </w:p>
+        </w:tc>
+      </w:tr>
+      <w:tr>
+        <w:trPr>
+          <w:cantSplit/>
+        </w:trPr>
+        <w:tc>
+          <w:tcPr>
+            <w:tcW w:w="1669" w:type="dxa"/>
+            <w:tcBorders>
+              <w:top w:val="single" w:sz="4" w:color="000000"/>
+              <w:left w:val="single" w:sz="4" w:color="000000"/>
+              <w:bottom w:val="single" w:sz="4" w:color="000000"/>
+              <w:right w:val="nil" w:sz="4" w:color="000000"/>
+            </w:tcBorders>
+            <w:tcMar>
+              <w:top w:w="70" w:type="dxa"/>
+              <w:left w:w="110" w:type="dxa"/>
+              <w:bottom w:w="70" w:type="dxa"/>
+              <w:right w:w="110" w:type="dxa"/>
+            </w:tcMar>
+            <w:vAlign w:val="center"/>
+          </w:tcPr>
+          <w:p>
+            <w:pPr>
+              <w:jc w:val="right"/>
+            </w:pPr>
+            <w:r>
+              <w:rPr>
+                <w:rFonts w:ascii="Calibri" w:hAnsi="Calibri" w:eastAsia="微軟正黑體"/>
+                <w:sz w:val="24"/>
+                <w:szCs w:val="24"/>
+              </w:rPr>
+              <w:t xml:space="preserve"> </w:t>
+            </w:r>
+            <m:oMath>
+              <m:r>
+                <m:t xml:space="preserve">f</m:t>
+              </m:r>
+              <m:r>
+                <m:t xml:space="preserve">(</m:t>
+              </m:r>
+              <m:r>
+                <m:t xml:space="preserve">1</m:t>
+              </m:r>
+              <m:r>
+                <m:t xml:space="preserve">)</m:t>
+              </m:r>
+            </m:oMath>
+          </w:p>
+        </w:tc>
+        <w:tc>
+          <w:tcPr>
+            <w:tcW w:w="399" w:type="dxa"/>
+            <w:tcBorders>
+              <w:top w:val="single" w:sz="4" w:color="000000"/>
+              <w:left w:val="nil" w:sz="4" w:color="000000"/>
+              <w:bottom w:val="single" w:sz="4" w:color="000000"/>
+              <w:right w:val="nil" w:sz="4" w:color="000000"/>
+            </w:tcBorders>
+            <w:tcMar>
+              <w:top w:w="70" w:type="dxa"/>
+              <w:left w:w="110" w:type="dxa"/>
+              <w:bottom w:w="70" w:type="dxa"/>
+              <w:right w:w="110" w:type="dxa"/>
+            </w:tcMar>
+            <w:vAlign w:val="center"/>
+          </w:tcPr>
+          <w:p>
+            <w:pPr>
+              <w:jc w:val="center"/>
+            </w:pPr>
+            <m:oMath>
+              <m:r>
+                <m:t xml:space="preserve">=</m:t>
+              </m:r>
+            </m:oMath>
+          </w:p>
+        </w:tc>
+        <w:tc>
+          <w:tcPr>
+            <w:tcW w:w="5189" w:type="dxa"/>
+            <w:gridSpan w:val="5"/>
+            <w:tcBorders>
+              <w:top w:val="single" w:sz="4" w:color="000000"/>
+              <w:left w:val="nil" w:sz="4" w:color="000000"/>
+              <w:bottom w:val="single" w:sz="4" w:color="000000"/>
+              <w:right w:val="single" w:sz="4" w:color="000000"/>
+            </w:tcBorders>
+            <w:tcMar>
+              <w:top w:w="70" w:type="dxa"/>
+              <w:left w:w="110" w:type="dxa"/>
+              <w:bottom w:w="70" w:type="dxa"/>
+              <w:right w:w="110" w:type="dxa"/>
+            </w:tcMar>
+            <w:vAlign w:val="center"/>
+          </w:tcPr>
+          <w:p>
+            <w:pPr>
+              <w:jc w:val="left"/>
+            </w:pPr>
+            <w:r>
+              <w:rPr>
+                <w:rFonts w:ascii="Calibri" w:hAnsi="Calibri" w:eastAsia="微軟正黑體"/>
+                <w:sz w:val="24"/>
+                <w:szCs w:val="24"/>
+              </w:rPr>
+              <w:t xml:space="preserve"> </w:t>
+            </w:r>
+            <m:oMath>
+              <m:r>
+                <m:t xml:space="preserve">2</m:t>
+              </m:r>
+            </m:oMath>
+          </w:p>
+        </w:tc>
+        <w:tc>
+          <w:tcPr>
+            <w:tcW w:w="4081" w:type="dxa"/>
+            <w:tcBorders>
+              <w:top w:val="single" w:sz="4" w:color="000000"/>
+              <w:left w:val="single" w:sz="4" w:color="000000"/>
+              <w:bottom w:val="single" w:sz="4" w:color="000000"/>
+              <w:right w:val="single" w:sz="4" w:color="000000"/>
+            </w:tcBorders>
+            <w:tcMar>
+              <w:top w:w="70" w:type="dxa"/>
+              <w:left w:w="110" w:type="dxa"/>
+              <w:bottom w:w="70" w:type="dxa"/>
+              <w:right w:w="110" w:type="dxa"/>
+            </w:tcMar>
+            <w:vAlign w:val="center"/>
+          </w:tcPr>
+          <w:p>
+            <w:pPr>
+              <w:jc w:val="left"/>
+            </w:pPr>
+            <w:r>
+              <w:rPr>
+                <w:rFonts w:ascii="Calibri" w:hAnsi="Calibri" w:eastAsia="微軟正黑體"/>
+                <w:sz w:val="24"/>
+                <w:szCs w:val="24"/>
+              </w:rPr>
+              <w:t xml:space="preserve">　同時代入原函數，求切點 y 坐標</w:t>
+            </w:r>
+          </w:p>
+        </w:tc>
+      </w:tr>
+      <w:tr>
+        <w:trPr>
+          <w:cantSplit/>
+        </w:trPr>
+        <w:tc>
+          <w:tcPr>
+            <w:tcW w:w="7257" w:type="dxa"/>
+            <w:gridSpan w:val="7"/>
+            <w:tcBorders>
+              <w:top w:val="single" w:sz="4" w:color="000000"/>
+              <w:left w:val="single" w:sz="4" w:color="000000"/>
+              <w:bottom w:val="single" w:sz="4" w:color="000000"/>
+              <w:right w:val="single" w:sz="4" w:color="000000"/>
+            </w:tcBorders>
+            <w:tcMar>
+              <w:top w:w="70" w:type="dxa"/>
+              <w:left w:w="110" w:type="dxa"/>
+              <w:bottom w:w="70" w:type="dxa"/>
+              <w:right w:w="110" w:type="dxa"/>
+            </w:tcMar>
+            <w:vAlign w:val="center"/>
+          </w:tcPr>
+          <w:p>
+            <w:pPr>
+              <w:jc w:val="left"/>
+            </w:pPr>
+            <w:r>
+              <w:rPr>
+                <w:rFonts w:ascii="Calibri" w:hAnsi="Calibri" w:eastAsia="微軟正黑體"/>
+                <w:sz w:val="24"/>
+                <w:szCs w:val="24"/>
+              </w:rPr>
+              <w:t xml:space="preserve">切點 P(1, 2)，斜率 </w:t>
+            </w:r>
+            <m:oMath>
+              <m:r>
+                <m:t xml:space="preserve">k</m:t>
+              </m:r>
+              <m:r>
+                <m:t xml:space="preserve">=</m:t>
+              </m:r>
+              <m:r>
+                <m:t xml:space="preserve">3</m:t>
+              </m:r>
+            </m:oMath>
+          </w:p>
+        </w:tc>
+        <w:tc>
+          <w:tcPr>
+            <w:tcW w:w="4081" w:type="dxa"/>
+            <w:tcBorders>
+              <w:top w:val="single" w:sz="4" w:color="000000"/>
+              <w:left w:val="single" w:sz="4" w:color="000000"/>
+              <w:bottom w:val="single" w:sz="4" w:color="000000"/>
+              <w:right w:val="single" w:sz="4" w:color="000000"/>
+            </w:tcBorders>
+            <w:tcMar>
+              <w:top w:w="70" w:type="dxa"/>
+              <w:left w:w="110" w:type="dxa"/>
+              <w:bottom w:w="70" w:type="dxa"/>
+              <w:right w:w="110" w:type="dxa"/>
+            </w:tcMar>
+            <w:vAlign w:val="center"/>
+          </w:tcPr>
+          <w:p>
+            <w:pPr>
+              <w:jc w:val="left"/>
+            </w:pPr>
+            <w:r>
+              <w:rPr>
+                <w:rFonts w:ascii="Calibri" w:hAnsi="Calibri" w:eastAsia="微軟正黑體"/>
+                <w:sz w:val="24"/>
+                <w:szCs w:val="24"/>
+              </w:rPr>
+              <w:t xml:space="preserve">② 讀出切點與斜率，準備寫點斜式</w:t>
+            </w:r>
+          </w:p>
+        </w:tc>
+      </w:tr>
+      <w:tr>
+        <w:trPr>
+          <w:cantSplit/>
+        </w:trPr>
+        <w:tc>
+          <w:tcPr>
+            <w:tcW w:w="1669" w:type="dxa"/>
+            <w:tcBorders>
+              <w:top w:val="single" w:sz="4" w:color="000000"/>
+              <w:left w:val="single" w:sz="4" w:color="000000"/>
+              <w:bottom w:val="single" w:sz="4" w:color="000000"/>
+              <w:right w:val="nil" w:sz="4" w:color="000000"/>
+            </w:tcBorders>
+            <w:tcMar>
+              <w:top w:w="70" w:type="dxa"/>
+              <w:left w:w="110" w:type="dxa"/>
+              <w:bottom w:w="70" w:type="dxa"/>
+              <w:right w:w="110" w:type="dxa"/>
+            </w:tcMar>
+            <w:vAlign w:val="center"/>
+          </w:tcPr>
+          <w:p>
+            <w:pPr>
+              <w:jc w:val="right"/>
+            </w:pPr>
+            <w:r>
+              <w:rPr>
+                <w:rFonts w:ascii="Calibri" w:hAnsi="Calibri" w:eastAsia="微軟正黑體"/>
+                <w:sz w:val="24"/>
+                <w:szCs w:val="24"/>
+              </w:rPr>
+              <w:t xml:space="preserve"> </w:t>
+            </w:r>
+            <m:oMath>
+              <m:r>
+                <m:t xml:space="preserve">y</m:t>
+              </m:r>
+              <m:r>
+                <m:t xml:space="preserve">−</m:t>
+              </m:r>
+              <m:r>
+                <m:t xml:space="preserve">2</m:t>
+              </m:r>
+            </m:oMath>
+          </w:p>
+        </w:tc>
+        <w:tc>
+          <w:tcPr>
+            <w:tcW w:w="399" w:type="dxa"/>
+            <w:tcBorders>
+              <w:top w:val="single" w:sz="4" w:color="000000"/>
+              <w:left w:val="nil" w:sz="4" w:color="000000"/>
+              <w:bottom w:val="single" w:sz="4" w:color="000000"/>
+              <w:right w:val="nil" w:sz="4" w:color="000000"/>
+            </w:tcBorders>
+            <w:tcMar>
+              <w:top w:w="70" w:type="dxa"/>
+              <w:left w:w="110" w:type="dxa"/>
+              <w:bottom w:w="70" w:type="dxa"/>
+              <w:right w:w="110" w:type="dxa"/>
+            </w:tcMar>
+            <w:vAlign w:val="center"/>
+          </w:tcPr>
+          <w:p>
+            <w:pPr>
+              <w:jc w:val="center"/>
+            </w:pPr>
+            <m:oMath>
+              <m:r>
+                <m:t xml:space="preserve">=</m:t>
+              </m:r>
+            </m:oMath>
+          </w:p>
+        </w:tc>
+        <w:tc>
+          <w:tcPr>
+            <w:tcW w:w="5189" w:type="dxa"/>
+            <w:gridSpan w:val="5"/>
+            <w:tcBorders>
+              <w:top w:val="single" w:sz="4" w:color="000000"/>
+              <w:left w:val="nil" w:sz="4" w:color="000000"/>
+              <w:bottom w:val="single" w:sz="4" w:color="000000"/>
+              <w:right w:val="single" w:sz="4" w:color="000000"/>
+            </w:tcBorders>
+            <w:tcMar>
+              <w:top w:w="70" w:type="dxa"/>
+              <w:left w:w="110" w:type="dxa"/>
+              <w:bottom w:w="70" w:type="dxa"/>
+              <w:right w:w="110" w:type="dxa"/>
+            </w:tcMar>
+            <w:vAlign w:val="center"/>
+          </w:tcPr>
+          <w:p>
+            <w:pPr>
+              <w:jc w:val="left"/>
+            </w:pPr>
+            <w:r>
+              <w:rPr>
+                <w:rFonts w:ascii="Calibri" w:hAnsi="Calibri" w:eastAsia="微軟正黑體"/>
+                <w:sz w:val="24"/>
+                <w:szCs w:val="24"/>
+              </w:rPr>
+              <w:t xml:space="preserve"> </w:t>
+            </w:r>
+            <m:oMath>
+              <m:r>
+                <m:t xml:space="preserve">3</m:t>
+              </m:r>
+              <m:r>
+                <m:t xml:space="preserve">(</m:t>
+              </m:r>
+              <m:r>
+                <m:t xml:space="preserve">x</m:t>
+              </m:r>
+              <m:r>
+                <m:t xml:space="preserve">−</m:t>
+              </m:r>
+              <m:r>
+                <m:t xml:space="preserve">1</m:t>
+              </m:r>
+              <m:r>
+                <m:t xml:space="preserve">)</m:t>
+              </m:r>
+            </m:oMath>
+          </w:p>
+        </w:tc>
+        <w:tc>
+          <w:tcPr>
+            <w:tcW w:w="4081" w:type="dxa"/>
+            <w:tcBorders>
+              <w:top w:val="single" w:sz="4" w:color="000000"/>
+              <w:left w:val="single" w:sz="4" w:color="000000"/>
+              <w:bottom w:val="single" w:sz="4" w:color="000000"/>
+              <w:right w:val="single" w:sz="4" w:color="000000"/>
+            </w:tcBorders>
+            <w:tcMar>
+              <w:top w:w="70" w:type="dxa"/>
+              <w:left w:w="110" w:type="dxa"/>
+              <w:bottom w:w="70" w:type="dxa"/>
+              <w:right w:w="110" w:type="dxa"/>
+            </w:tcMar>
+            <w:vAlign w:val="center"/>
+          </w:tcPr>
+          <w:p>
+            <w:pPr>
+              <w:jc w:val="left"/>
+            </w:pPr>
+            <w:r>
+              <w:rPr>
+                <w:rFonts w:ascii="Calibri" w:hAnsi="Calibri" w:eastAsia="微軟正黑體"/>
+                <w:sz w:val="24"/>
+                <w:szCs w:val="24"/>
+              </w:rPr>
+              <w:t xml:space="preserve">③ 代入點斜式 </w:t>
+            </w:r>
+            <m:oMath>
+              <m:r>
+                <m:t xml:space="preserve">y</m:t>
+              </m:r>
+              <m:r>
+                <m:t xml:space="preserve">−</m:t>
+              </m:r>
+              <m:sSub>
+                <m:e>
+                  <m:r>
+                    <m:t xml:space="preserve">y</m:t>
+                  </m:r>
+                </m:e>
+                <m:sub>
+                  <m:r>
+                    <m:t xml:space="preserve">0</m:t>
+                  </m:r>
+                </m:sub>
+              </m:sSub>
+              <m:r>
+                <m:t xml:space="preserve">=</m:t>
+              </m:r>
+              <m:r>
+                <m:t xml:space="preserve">k</m:t>
+              </m:r>
+              <m:r>
+                <m:t xml:space="preserve">(</m:t>
+              </m:r>
+              <m:r>
+                <m:t xml:space="preserve">x</m:t>
+              </m:r>
+              <m:r>
+                <m:t xml:space="preserve">−</m:t>
+              </m:r>
+              <m:sSub>
+                <m:e>
+                  <m:r>
+                    <m:t xml:space="preserve">x</m:t>
+                  </m:r>
+                </m:e>
+                <m:sub>
+                  <m:r>
+                    <m:t xml:space="preserve">0</m:t>
+                  </m:r>
+                </m:sub>
+              </m:sSub>
+              <m:r>
+                <m:t xml:space="preserve">)</m:t>
+              </m:r>
+            </m:oMath>
+          </w:p>
+        </w:tc>
+      </w:tr>
+      <w:tr>
+        <w:trPr>
+          <w:cantSplit/>
+        </w:trPr>
+        <w:tc>
+          <w:tcPr>
+            <w:tcW w:w="1669" w:type="dxa"/>
+            <w:tcBorders>
+              <w:top w:val="single" w:sz="4" w:color="000000"/>
+              <w:left w:val="single" w:sz="4" w:color="000000"/>
+              <w:bottom w:val="single" w:sz="4" w:color="000000"/>
+              <w:right w:val="nil" w:sz="4" w:color="000000"/>
+            </w:tcBorders>
+            <w:tcMar>
+              <w:top w:w="70" w:type="dxa"/>
+              <w:left w:w="110" w:type="dxa"/>
+              <w:bottom w:w="70" w:type="dxa"/>
+              <w:right w:w="110" w:type="dxa"/>
+            </w:tcMar>
+            <w:vAlign w:val="center"/>
+          </w:tcPr>
+          <w:p>
+            <w:pPr>
+              <w:jc w:val="right"/>
+            </w:pPr>
+            <w:r>
+              <w:rPr>
+                <w:rFonts w:ascii="Calibri" w:hAnsi="Calibri" w:eastAsia="微軟正黑體"/>
+                <w:sz w:val="24"/>
+                <w:szCs w:val="24"/>
+              </w:rPr>
+              <w:t xml:space="preserve"> </w:t>
+            </w:r>
+            <m:oMath>
+              <m:r>
+                <m:t xml:space="preserve">y</m:t>
+              </m:r>
+            </m:oMath>
+          </w:p>
+        </w:tc>
+        <w:tc>
+          <w:tcPr>
+            <w:tcW w:w="399" w:type="dxa"/>
+            <w:tcBorders>
+              <w:top w:val="single" w:sz="4" w:color="000000"/>
+              <w:left w:val="nil" w:sz="4" w:color="000000"/>
+              <w:bottom w:val="single" w:sz="4" w:color="000000"/>
+              <w:right w:val="nil" w:sz="4" w:color="000000"/>
+            </w:tcBorders>
+            <w:tcMar>
+              <w:top w:w="70" w:type="dxa"/>
+              <w:left w:w="110" w:type="dxa"/>
+              <w:bottom w:w="70" w:type="dxa"/>
+              <w:right w:w="110" w:type="dxa"/>
+            </w:tcMar>
+            <w:vAlign w:val="center"/>
+          </w:tcPr>
+          <w:p>
+            <w:pPr>
+              <w:jc w:val="center"/>
+            </w:pPr>
+            <m:oMath>
+              <m:r>
+                <m:t xml:space="preserve">=</m:t>
+              </m:r>
+            </m:oMath>
+          </w:p>
+        </w:tc>
+        <w:tc>
+          <w:tcPr>
+            <w:tcW w:w="5189" w:type="dxa"/>
+            <w:gridSpan w:val="5"/>
+            <w:tcBorders>
+              <w:top w:val="single" w:sz="4" w:color="000000"/>
+              <w:left w:val="nil" w:sz="4" w:color="000000"/>
+              <w:bottom w:val="single" w:sz="4" w:color="000000"/>
+              <w:right w:val="single" w:sz="4" w:color="000000"/>
+            </w:tcBorders>
+            <w:tcMar>
+              <w:top w:w="70" w:type="dxa"/>
+              <w:left w:w="110" w:type="dxa"/>
+              <w:bottom w:w="70" w:type="dxa"/>
+              <w:right w:w="110" w:type="dxa"/>
+            </w:tcMar>
+            <w:vAlign w:val="center"/>
+          </w:tcPr>
+          <w:p>
+            <w:pPr>
+              <w:jc w:val="left"/>
+            </w:pPr>
+            <w:r>
+              <w:rPr>
+                <w:rFonts w:ascii="Calibri" w:hAnsi="Calibri" w:eastAsia="微軟正黑體"/>
+                <w:sz w:val="24"/>
+                <w:szCs w:val="24"/>
+              </w:rPr>
+              <w:t xml:space="preserve"> </w:t>
+            </w:r>
+            <m:oMath>
+              <m:r>
+                <m:t xml:space="preserve">3</m:t>
+              </m:r>
+              <m:r>
+                <m:t xml:space="preserve">x</m:t>
+              </m:r>
+              <m:r>
+                <m:t xml:space="preserve">−</m:t>
+              </m:r>
+              <m:r>
+                <m:t xml:space="preserve">1</m:t>
+              </m:r>
+            </m:oMath>
+          </w:p>
+        </w:tc>
+        <w:tc>
+          <w:tcPr>
+            <w:tcW w:w="4081" w:type="dxa"/>
+            <w:tcBorders>
+              <w:top w:val="single" w:sz="4" w:color="000000"/>
+              <w:left w:val="single" w:sz="4" w:color="000000"/>
+              <w:bottom w:val="single" w:sz="4" w:color="000000"/>
+              <w:right w:val="single" w:sz="4" w:color="000000"/>
+            </w:tcBorders>
+            <w:tcMar>
+              <w:top w:w="70" w:type="dxa"/>
+              <w:left w:w="110" w:type="dxa"/>
+              <w:bottom w:w="70" w:type="dxa"/>
+              <w:right w:w="110" w:type="dxa"/>
+            </w:tcMar>
+            <w:vAlign w:val="center"/>
+          </w:tcPr>
+          <w:p>
+            <w:pPr>
+              <w:jc w:val="left"/>
+            </w:pPr>
+            <w:r>
+              <w:rPr>
+                <w:rFonts w:ascii="Calibri" w:hAnsi="Calibri" w:eastAsia="微軟正黑體"/>
+                <w:sz w:val="24"/>
+                <w:szCs w:val="24"/>
+              </w:rPr>
+              <w:t xml:space="preserve">　化簡</w:t>
+            </w:r>
+          </w:p>
+        </w:tc>
+      </w:tr>
+      <w:tr>
+        <w:trPr>
+          <w:cantSplit/>
+        </w:trPr>
+        <w:tc>
+          <w:tcPr>
+            <w:tcW w:w="7257" w:type="dxa"/>
+            <w:gridSpan w:val="7"/>
+            <w:tcBorders>
+              <w:top w:val="single" w:sz="4" w:color="000000"/>
+              <w:left w:val="single" w:sz="4" w:color="000000"/>
+              <w:bottom w:val="single" w:sz="4" w:color="000000"/>
+              <w:right w:val="single" w:sz="4" w:color="000000"/>
+            </w:tcBorders>
+            <w:tcMar>
+              <w:top w:w="70" w:type="dxa"/>
+              <w:left w:w="110" w:type="dxa"/>
+              <w:bottom w:w="70" w:type="dxa"/>
+              <w:right w:w="110" w:type="dxa"/>
+            </w:tcMar>
+            <w:vAlign w:val="center"/>
+          </w:tcPr>
+          <w:p>
+            <w:pPr>
+              <w:jc w:val="left"/>
+            </w:pPr>
+            <w:r>
+              <w:rPr>
+                <w:rFonts w:ascii="Calibri" w:hAnsi="Calibri" w:eastAsia="微軟正黑體"/>
+                <w:b/>
+                <w:bCs/>
+                <w:sz w:val="24"/>
+                <w:szCs w:val="24"/>
+              </w:rPr>
+              <w:t xml:space="preserve">∴ </w:t>
+            </w:r>
+            <m:oMath>
+              <m:r>
+                <m:t xml:space="preserve">y</m:t>
+              </m:r>
+              <m:r>
+                <m:t xml:space="preserve">=</m:t>
+              </m:r>
+              <m:r>
+                <m:t xml:space="preserve">3</m:t>
+              </m:r>
+              <m:r>
+                <m:t xml:space="preserve">x</m:t>
+              </m:r>
+              <m:r>
+                <m:t xml:space="preserve">−</m:t>
+              </m:r>
+              <m:r>
+                <m:t xml:space="preserve">1</m:t>
+              </m:r>
+            </m:oMath>
+          </w:p>
+        </w:tc>
+        <w:tc>
+          <w:tcPr>
+            <w:tcW w:w="4081" w:type="dxa"/>
+            <w:tcBorders>
+              <w:top w:val="single" w:sz="4" w:color="000000"/>
+              <w:left w:val="single" w:sz="4" w:color="000000"/>
+              <w:bottom w:val="single" w:sz="4" w:color="000000"/>
+              <w:right w:val="single" w:sz="4" w:color="000000"/>
+            </w:tcBorders>
+            <w:tcMar>
+              <w:top w:w="70" w:type="dxa"/>
+              <w:left w:w="110" w:type="dxa"/>
+              <w:bottom w:w="70" w:type="dxa"/>
+              <w:right w:w="110" w:type="dxa"/>
+            </w:tcMar>
+            <w:vAlign w:val="center"/>
+          </w:tcPr>
+          <w:p>
+            <w:pPr>
+              <w:jc w:val="left"/>
+            </w:pPr>
+            <w:r>
+              <w:rPr>
+                <w:rFonts w:ascii="Calibri" w:hAnsi="Calibri" w:eastAsia="微軟正黑體"/>
+                <w:sz w:val="24"/>
+                <w:szCs w:val="24"/>
+              </w:rPr>
+              <w:t xml:space="preserve">作答：最後一行用「∴」寫出兩個根</w:t>
+            </w:r>
+          </w:p>
+        </w:tc>
+      </w:tr>
+    </w:tbl>
+    <w:p>
+      <w:pPr>
+        <w:spacing w:line="360" w:lineRule="auto"/>
+      </w:pPr>
+    </w:p>
+    <w:p>
+      <w:pPr>
+        <w:spacing w:line="360" w:lineRule="auto"/>
+      </w:pPr>
+    </w:p>
+    <w:p>
+      <w:pPr>
+        <w:keepNext/>
+        <w:spacing w:line="360" w:lineRule="auto" w:after="80"/>
+        <w:jc w:val="left"/>
+      </w:pPr>
+      <w:r>
+        <w:rPr>
+          <w:rFonts w:ascii="Calibri" w:hAnsi="Calibri" w:eastAsia="微軟正黑體"/>
+          <w:b/>
+          <w:bCs/>
+          <w:sz w:val="28"/>
+          <w:szCs w:val="28"/>
+        </w:rPr>
+        <w:t xml:space="preserve">四、順便一提：導數也可以用來「線性估計」</w:t>
       </w:r>
     </w:p>
     <w:p>
